--- a/templates/resume.docx
+++ b/templates/resume.docx
@@ -1085,15 +1085,13 @@
         <w:t xml:space="preserve">company in </w:t>
       </w:r>
       <w:proofErr w:type="spellStart"/>
-      <w:proofErr w:type="gramStart"/>
-      <w:r>
-        <w:t>position</w:t>
+      <w:r>
+        <w:t>fullPositions</w:t>
       </w:r>
       <w:r>
         <w:t>.values</w:t>
       </w:r>
       <w:proofErr w:type="spellEnd"/>
-      <w:proofErr w:type="gramEnd"/>
       <w:r>
         <w:t>(</w:t>
       </w:r>
@@ -1144,6 +1142,61 @@
           <w:bCs/>
         </w:rPr>
         <w:t>companyName</w:t>
+      </w:r>
+      <w:proofErr w:type="spellEnd"/>
+      <w:r>
+        <w:rPr>
+          <w:b/>
+          <w:bCs/>
+        </w:rPr>
+        <w:t xml:space="preserve"> }</w:t>
+      </w:r>
+      <w:proofErr w:type="gramEnd"/>
+      <w:r>
+        <w:rPr>
+          <w:b/>
+          <w:bCs/>
+        </w:rPr>
+        <w:t>}</w:t>
+      </w:r>
+      <w:r>
+        <w:rPr>
+          <w:b/>
+          <w:bCs/>
+        </w:rPr>
+        <w:t xml:space="preserve">, </w:t>
+      </w:r>
+      <w:proofErr w:type="gramStart"/>
+      <w:r>
+        <w:rPr>
+          <w:b/>
+          <w:bCs/>
+        </w:rPr>
+        <w:t xml:space="preserve">{{ </w:t>
+      </w:r>
+      <w:proofErr w:type="spellStart"/>
+      <w:r>
+        <w:rPr>
+          <w:b/>
+          <w:bCs/>
+        </w:rPr>
+        <w:t>company</w:t>
+      </w:r>
+      <w:proofErr w:type="gramEnd"/>
+      <w:r>
+        <w:rPr>
+          <w:b/>
+          <w:bCs/>
+        </w:rPr>
+        <w:t>.</w:t>
+      </w:r>
+      <w:proofErr w:type="gramStart"/>
+      <w:r>
+        <w:rPr>
+          <w:b/>
+          <w:bCs/>
+        </w:rPr>
+        <w:t>country</w:t>
       </w:r>
       <w:proofErr w:type="spellEnd"/>
       <w:r>
